--- a/Sofiene_JOUINI_Resume.docx
+++ b/Sofiene_JOUINI_Resume.docx
@@ -34,7 +34,7 @@
           <w:sz w:val="20"/>
           <w:szCs w:val="20"/>
         </w:rPr>
-        <w:t xml:space="preserve">Senior Application Engineer</w:t>
+        <w:t xml:space="preserve">Senior Software Engineer</w:t>
       </w:r>
     </w:p>
     <w:p>
@@ -67,7 +67,7 @@
           <w:sz w:val="16"/>
           <w:szCs w:val="16"/>
         </w:rPr>
-        <w:t xml:space="preserve">+216 XX XXX XXX</w:t>
+        <w:t xml:space="preserve">+216 96 842 492</w:t>
       </w:r>
       <w:r>
         <w:rPr>
@@ -96,33 +96,39 @@
         </w:rPr>
         <w:t xml:space="preserve">  |  </w:t>
       </w:r>
-      <w:r>
-        <w:rPr>
-          <w:rFonts w:ascii="Calibri" w:cs="Calibri" w:eastAsia="Calibri" w:hAnsi="Calibri"/>
-          <w:color w:val="4A4A4A"/>
+      <w:hyperlink w:history="1" r:id="rIdvix7m2c5yk5712si4jcim">
+        <w:r>
+          <w:rPr>
+            <w:rFonts w:ascii="Calibri" w:cs="Calibri" w:eastAsia="Calibri" w:hAnsi="Calibri"/>
+            <w:color w:val="1155CC"/>
+            <w:sz w:val="16"/>
+            <w:szCs w:val="16"/>
+            <w:u w:val="single"/>
+          </w:rPr>
+          <w:t xml:space="preserve">linkedin.com/in/sofiene-jouini-934a50113</w:t>
+        </w:r>
+      </w:hyperlink>
+      <w:r>
+        <w:rPr>
+          <w:rFonts w:ascii="Calibri" w:cs="Calibri" w:eastAsia="Calibri" w:hAnsi="Calibri"/>
+          <w:color w:val="777777"/>
           <w:sz w:val="16"/>
           <w:szCs w:val="16"/>
         </w:rPr>
-        <w:t xml:space="preserve">linkedin.com/in/sofiene-jouini-934a50113</w:t>
-      </w:r>
-      <w:r>
-        <w:rPr>
-          <w:rFonts w:ascii="Calibri" w:cs="Calibri" w:eastAsia="Calibri" w:hAnsi="Calibri"/>
-          <w:color w:val="777777"/>
-          <w:sz w:val="16"/>
-          <w:szCs w:val="16"/>
-        </w:rPr>
         <w:t xml:space="preserve">  |  </w:t>
       </w:r>
-      <w:r>
-        <w:rPr>
-          <w:rFonts w:ascii="Calibri" w:cs="Calibri" w:eastAsia="Calibri" w:hAnsi="Calibri"/>
-          <w:color w:val="4A4A4A"/>
-          <w:sz w:val="16"/>
-          <w:szCs w:val="16"/>
-        </w:rPr>
-        <w:t xml:space="preserve">github.com/SofieneJOUINI</w:t>
-      </w:r>
+      <w:hyperlink w:history="1" r:id="rIdp3oeogfqtczgmmjsda9hx">
+        <w:r>
+          <w:rPr>
+            <w:rFonts w:ascii="Calibri" w:cs="Calibri" w:eastAsia="Calibri" w:hAnsi="Calibri"/>
+            <w:color w:val="1155CC"/>
+            <w:sz w:val="16"/>
+            <w:szCs w:val="16"/>
+            <w:u w:val="single"/>
+          </w:rPr>
+          <w:t xml:space="preserve">github.com/SofieneJOUINI</w:t>
+        </w:r>
+      </w:hyperlink>
     </w:p>
     <w:p>
       <w:pPr>
@@ -163,7 +169,7 @@
           <w:sz w:val="17"/>
           <w:szCs w:val="17"/>
         </w:rPr>
-        <w:t xml:space="preserve">Senior software engineer with 7+ years of experience designing and delivering scalable systems in complex business domains. Strong focus on clean architecture, domain-driven design, and writing code that holds up over time. Comfortable leading engineering teams without losing touch with the technical work - from architecture decisions down to code reviews. Built a track record of growing within a single organisation by taking on harder problems at each stage.</w:t>
+        <w:t xml:space="preserve">Senior software engineer with experience designing and delivering scalable systems in complex business domains. Strong focus on clean architecture, domain-driven design, and writing code that holds up over time. Comfortable leading engineering teams without losing touch with the technical work - from architecture decisions down to code reviews. Built a track record of growing within a single organisation by taking on harder problems at each stage.</w:t>
       </w:r>
     </w:p>
     <w:p>
@@ -202,7 +208,7 @@
           <w:sz w:val="19"/>
           <w:szCs w:val="19"/>
         </w:rPr>
-        <w:t xml:space="preserve">Senior Application Engineer</w:t>
+        <w:t xml:space="preserve">Senior Lead Software Engineer</w:t>
       </w:r>
       <w:r>
         <w:rPr>
@@ -234,7 +240,7 @@
           <w:sz w:val="17"/>
           <w:szCs w:val="17"/>
         </w:rPr>
-        <w:t xml:space="preserve">Aug 2025 - Present</w:t>
+        <w:t xml:space="preserve">Jan 2024 - Present</w:t>
       </w:r>
     </w:p>
     <w:p>
@@ -253,7 +259,7 @@
           <w:sz w:val="17"/>
           <w:szCs w:val="17"/>
         </w:rPr>
-        <w:t xml:space="preserve">Manage and coordinate backend and frontend engineering teams across the platform.</w:t>
+        <w:t xml:space="preserve">Manage and coordinate backend and frontend engineering teams, guiding team leads on delivery standards and collaboration.</w:t>
       </w:r>
     </w:p>
     <w:p>
@@ -272,7 +278,7 @@
           <w:sz w:val="17"/>
           <w:szCs w:val="17"/>
         </w:rPr>
-        <w:t xml:space="preserve">Guide team leads to keep collaboration efficient and delivery on track.</w:t>
+        <w:t xml:space="preserve">Work with DevOps, Architecture, and Product to align roadmap efforts and review technical and change requests.</w:t>
       </w:r>
     </w:p>
     <w:p>
@@ -291,7 +297,7 @@
           <w:sz w:val="17"/>
           <w:szCs w:val="17"/>
         </w:rPr>
-        <w:t xml:space="preserve">Work with DevOps, Architecture, and Product to align efforts and hit roadmap targets.</w:t>
+        <w:t xml:space="preserve">Led the design and delivery of payment reconciliation and accounting solutions end-to-end.</w:t>
       </w:r>
     </w:p>
     <w:p>
@@ -310,58 +316,7 @@
           <w:sz w:val="17"/>
           <w:szCs w:val="17"/>
         </w:rPr>
-        <w:t xml:space="preserve">Review and approve technical and change requests across the engineering organisation.</w:t>
-      </w:r>
-    </w:p>
-    <w:p>
-      <w:pPr>
-        <w:tabs>
-          <w:tab w:val="right" w:pos="9026"/>
-        </w:tabs>
-        <w:spacing w:after="16" w:before="100"/>
-      </w:pPr>
-      <w:r>
-        <w:rPr>
-          <w:rFonts w:ascii="Calibri" w:cs="Calibri" w:eastAsia="Calibri" w:hAnsi="Calibri"/>
-          <w:b/>
-          <w:bCs/>
-          <w:color w:val="1A1A1A"/>
-          <w:sz w:val="19"/>
-          <w:szCs w:val="19"/>
-        </w:rPr>
-        <w:t xml:space="preserve">Team Lead - Software Engineering</w:t>
-      </w:r>
-      <w:r>
-        <w:rPr>
-          <w:rFonts w:ascii="Calibri" w:cs="Calibri" w:eastAsia="Calibri" w:hAnsi="Calibri"/>
-          <w:color w:val="777777"/>
-          <w:sz w:val="18"/>
-          <w:szCs w:val="18"/>
-        </w:rPr>
-        <w:t xml:space="preserve">  ·  </w:t>
-      </w:r>
-      <w:r>
-        <w:rPr>
-          <w:rFonts w:ascii="Calibri" w:cs="Calibri" w:eastAsia="Calibri" w:hAnsi="Calibri"/>
-          <w:color w:val="4A4A4A"/>
-          <w:sz w:val="18"/>
-          <w:szCs w:val="18"/>
-        </w:rPr>
-        <w:t xml:space="preserve">M&amp;C</w:t>
-      </w:r>
-      <w:r>
-        <w:t xml:space="preserve">	</w:t>
-      </w:r>
-      <w:r>
-        <w:rPr>
-          <w:rFonts w:ascii="Calibri" w:cs="Calibri" w:eastAsia="Calibri" w:hAnsi="Calibri"/>
-          <w:i/>
-          <w:iCs/>
-          <w:color w:val="777777"/>
-          <w:sz w:val="17"/>
-          <w:szCs w:val="17"/>
-        </w:rPr>
-        <w:t xml:space="preserve">Jan 2024 - Jul 2025</w:t>
+        <w:t xml:space="preserve">Applied Clean Architecture and Clean Code principles across the codebase to keep it maintainable over time.</w:t>
       </w:r>
     </w:p>
     <w:p>
@@ -380,7 +335,58 @@
           <w:sz w:val="17"/>
           <w:szCs w:val="17"/>
         </w:rPr>
-        <w:t xml:space="preserve">Led a team designing and delivering payment reconciliation and accounting solutions.</w:t>
+        <w:t xml:space="preserve">Handled mentorship, agile facilitation, design patterns adoption, and cross-team technical coordination.</w:t>
+      </w:r>
+    </w:p>
+    <w:p>
+      <w:pPr>
+        <w:tabs>
+          <w:tab w:val="right" w:pos="9026"/>
+        </w:tabs>
+        <w:spacing w:after="16" w:before="100"/>
+      </w:pPr>
+      <w:r>
+        <w:rPr>
+          <w:rFonts w:ascii="Calibri" w:cs="Calibri" w:eastAsia="Calibri" w:hAnsi="Calibri"/>
+          <w:b/>
+          <w:bCs/>
+          <w:color w:val="1A1A1A"/>
+          <w:sz w:val="19"/>
+          <w:szCs w:val="19"/>
+        </w:rPr>
+        <w:t xml:space="preserve">Software Engineer - Adad (Payment Reconciliation Platform)</w:t>
+      </w:r>
+      <w:r>
+        <w:rPr>
+          <w:rFonts w:ascii="Calibri" w:cs="Calibri" w:eastAsia="Calibri" w:hAnsi="Calibri"/>
+          <w:color w:val="777777"/>
+          <w:sz w:val="18"/>
+          <w:szCs w:val="18"/>
+        </w:rPr>
+        <w:t xml:space="preserve">  ·  </w:t>
+      </w:r>
+      <w:r>
+        <w:rPr>
+          <w:rFonts w:ascii="Calibri" w:cs="Calibri" w:eastAsia="Calibri" w:hAnsi="Calibri"/>
+          <w:color w:val="4A4A4A"/>
+          <w:sz w:val="18"/>
+          <w:szCs w:val="18"/>
+        </w:rPr>
+        <w:t xml:space="preserve">M&amp;C</w:t>
+      </w:r>
+      <w:r>
+        <w:t xml:space="preserve">	</w:t>
+      </w:r>
+      <w:r>
+        <w:rPr>
+          <w:rFonts w:ascii="Calibri" w:cs="Calibri" w:eastAsia="Calibri" w:hAnsi="Calibri"/>
+          <w:i/>
+          <w:iCs/>
+          <w:color w:val="777777"/>
+          <w:sz w:val="17"/>
+          <w:szCs w:val="17"/>
+        </w:rPr>
+        <w:t xml:space="preserve">Apr 2022 - Dec 2023</w:t>
       </w:r>
     </w:p>
     <w:p>
@@ -399,7 +405,7 @@
           <w:sz w:val="17"/>
           <w:szCs w:val="17"/>
         </w:rPr>
-        <w:t xml:space="preserve">Applied Clean Architecture and Clean Code principles to keep the codebase maintainable over time.</w:t>
+        <w:t xml:space="preserve">Built a payment reconciliation platform using Domain-Driven Design and Hexagonal Architecture.</w:t>
       </w:r>
     </w:p>
     <w:p>
@@ -418,7 +424,7 @@
           <w:sz w:val="17"/>
           <w:szCs w:val="17"/>
         </w:rPr>
-        <w:t xml:space="preserve">Handled mentorship, agile facilitation, and cross-team technical coordination.</w:t>
+        <w:t xml:space="preserve">Set up an Event-Driven Architecture to handle transaction flows reliably and at scale.</w:t>
       </w:r>
     </w:p>
     <w:p>
@@ -437,58 +443,7 @@
           <w:sz w:val="17"/>
           <w:szCs w:val="17"/>
         </w:rPr>
-        <w:t xml:space="preserve">Pushed design patterns and solid component-level engineering standards across the team.</w:t>
-      </w:r>
-    </w:p>
-    <w:p>
-      <w:pPr>
-        <w:tabs>
-          <w:tab w:val="right" w:pos="9026"/>
-        </w:tabs>
-        <w:spacing w:after="16" w:before="100"/>
-      </w:pPr>
-      <w:r>
-        <w:rPr>
-          <w:rFonts w:ascii="Calibri" w:cs="Calibri" w:eastAsia="Calibri" w:hAnsi="Calibri"/>
-          <w:b/>
-          <w:bCs/>
-          <w:color w:val="1A1A1A"/>
-          <w:sz w:val="19"/>
-          <w:szCs w:val="19"/>
-        </w:rPr>
-        <w:t xml:space="preserve">Software Engineer</w:t>
-      </w:r>
-      <w:r>
-        <w:rPr>
-          <w:rFonts w:ascii="Calibri" w:cs="Calibri" w:eastAsia="Calibri" w:hAnsi="Calibri"/>
-          <w:color w:val="777777"/>
-          <w:sz w:val="18"/>
-          <w:szCs w:val="18"/>
-        </w:rPr>
-        <w:t xml:space="preserve">  ·  </w:t>
-      </w:r>
-      <w:r>
-        <w:rPr>
-          <w:rFonts w:ascii="Calibri" w:cs="Calibri" w:eastAsia="Calibri" w:hAnsi="Calibri"/>
-          <w:color w:val="4A4A4A"/>
-          <w:sz w:val="18"/>
-          <w:szCs w:val="18"/>
-        </w:rPr>
-        <w:t xml:space="preserve">M&amp;C</w:t>
-      </w:r>
-      <w:r>
-        <w:t xml:space="preserve">	</w:t>
-      </w:r>
-      <w:r>
-        <w:rPr>
-          <w:rFonts w:ascii="Calibri" w:cs="Calibri" w:eastAsia="Calibri" w:hAnsi="Calibri"/>
-          <w:i/>
-          <w:iCs/>
-          <w:color w:val="777777"/>
-          <w:sz w:val="17"/>
-          <w:szCs w:val="17"/>
-        </w:rPr>
-        <w:t xml:space="preserve">Apr 2022 - Dec 2023</w:t>
+        <w:t xml:space="preserve">Developed REST APIs and ETL pipelines processing airline sales and payments data and generating the corresponding accounting outputs.</w:t>
       </w:r>
     </w:p>
     <w:p>
@@ -507,7 +462,58 @@
           <w:sz w:val="17"/>
           <w:szCs w:val="17"/>
         </w:rPr>
-        <w:t xml:space="preserve">Built a payment reconciliation platform using Domain-Driven Design and Hexagonal Architecture.</w:t>
+        <w:t xml:space="preserve">Delivered KPI dashboards and data visualisation tools used by business and finance teams.</w:t>
+      </w:r>
+    </w:p>
+    <w:p>
+      <w:pPr>
+        <w:tabs>
+          <w:tab w:val="right" w:pos="9026"/>
+        </w:tabs>
+        <w:spacing w:after="16" w:before="100"/>
+      </w:pPr>
+      <w:r>
+        <w:rPr>
+          <w:rFonts w:ascii="Calibri" w:cs="Calibri" w:eastAsia="Calibri" w:hAnsi="Calibri"/>
+          <w:b/>
+          <w:bCs/>
+          <w:color w:val="1A1A1A"/>
+          <w:sz w:val="19"/>
+          <w:szCs w:val="19"/>
+        </w:rPr>
+        <w:t xml:space="preserve">Software Engineer - Amadeus Revenue Accounting</w:t>
+      </w:r>
+      <w:r>
+        <w:rPr>
+          <w:rFonts w:ascii="Calibri" w:cs="Calibri" w:eastAsia="Calibri" w:hAnsi="Calibri"/>
+          <w:color w:val="777777"/>
+          <w:sz w:val="18"/>
+          <w:szCs w:val="18"/>
+        </w:rPr>
+        <w:t xml:space="preserve">  ·  </w:t>
+      </w:r>
+      <w:r>
+        <w:rPr>
+          <w:rFonts w:ascii="Calibri" w:cs="Calibri" w:eastAsia="Calibri" w:hAnsi="Calibri"/>
+          <w:color w:val="4A4A4A"/>
+          <w:sz w:val="18"/>
+          <w:szCs w:val="18"/>
+        </w:rPr>
+        <w:t xml:space="preserve">M&amp;C</w:t>
+      </w:r>
+      <w:r>
+        <w:t xml:space="preserve">	</w:t>
+      </w:r>
+      <w:r>
+        <w:rPr>
+          <w:rFonts w:ascii="Calibri" w:cs="Calibri" w:eastAsia="Calibri" w:hAnsi="Calibri"/>
+          <w:i/>
+          <w:iCs/>
+          <w:color w:val="777777"/>
+          <w:sz w:val="17"/>
+          <w:szCs w:val="17"/>
+        </w:rPr>
+        <w:t xml:space="preserve">Oct 2018 - Mar 2022</w:t>
       </w:r>
     </w:p>
     <w:p>
@@ -526,7 +532,7 @@
           <w:sz w:val="17"/>
           <w:szCs w:val="17"/>
         </w:rPr>
-        <w:t xml:space="preserve">Set up an Event-Driven Architecture to handle transaction flows reliably and at scale.</w:t>
+        <w:t xml:space="preserve">Handled support, operations, maintenance, and recovery within the Amadeus ecosystem.</w:t>
       </w:r>
     </w:p>
     <w:p>
@@ -545,7 +551,7 @@
           <w:sz w:val="17"/>
           <w:szCs w:val="17"/>
         </w:rPr>
-        <w:t xml:space="preserve">Developed REST APIs and ETL pipelines processing airline sales and payments data and generating the corresponding accounting outputs.</w:t>
+        <w:t xml:space="preserve">Built automation tools to streamline recurring processes and cut down on manual effort.</w:t>
       </w:r>
     </w:p>
     <w:p>
@@ -564,7 +570,7 @@
           <w:sz w:val="17"/>
           <w:szCs w:val="17"/>
         </w:rPr>
-        <w:t xml:space="preserve">Delivered KPI dashboards and data visualisation tools used by business and finance teams.</w:t>
+        <w:t xml:space="preserve">Resolved production incidents and built solid expertise in airline accounting and interline operations.</w:t>
       </w:r>
     </w:p>
     <w:p>
@@ -583,7 +589,7 @@
           <w:sz w:val="19"/>
           <w:szCs w:val="19"/>
         </w:rPr>
-        <w:t xml:space="preserve">Software Engineer - Amadeus Revenue Accounting</w:t>
+        <w:t xml:space="preserve">Software Engineering Intern</w:t>
       </w:r>
       <w:r>
         <w:rPr>
@@ -602,114 +608,6 @@
           <w:szCs w:val="18"/>
         </w:rPr>
         <w:t xml:space="preserve">M&amp;C</w:t>
-      </w:r>
-      <w:r>
-        <w:t xml:space="preserve">	</w:t>
-      </w:r>
-      <w:r>
-        <w:rPr>
-          <w:rFonts w:ascii="Calibri" w:cs="Calibri" w:eastAsia="Calibri" w:hAnsi="Calibri"/>
-          <w:i/>
-          <w:iCs/>
-          <w:color w:val="777777"/>
-          <w:sz w:val="17"/>
-          <w:szCs w:val="17"/>
-        </w:rPr>
-        <w:t xml:space="preserve">Oct 2018 - Mar 2022</w:t>
-      </w:r>
-    </w:p>
-    <w:p>
-      <w:pPr>
-        <w:pStyle w:val="ListParagraph"/>
-        <w:numPr>
-          <w:ilvl w:val="0"/>
-          <w:numId w:val="2"/>
-        </w:numPr>
-        <w:spacing w:after="14" w:before="14"/>
-      </w:pPr>
-      <w:r>
-        <w:rPr>
-          <w:rFonts w:ascii="Calibri" w:cs="Calibri" w:eastAsia="Calibri" w:hAnsi="Calibri"/>
-          <w:color w:val="4A4A4A"/>
-          <w:sz w:val="17"/>
-          <w:szCs w:val="17"/>
-        </w:rPr>
-        <w:t xml:space="preserve">Handled support, operations, maintenance, and recovery within the Amadeus ecosystem.</w:t>
-      </w:r>
-    </w:p>
-    <w:p>
-      <w:pPr>
-        <w:pStyle w:val="ListParagraph"/>
-        <w:numPr>
-          <w:ilvl w:val="0"/>
-          <w:numId w:val="2"/>
-        </w:numPr>
-        <w:spacing w:after="14" w:before="14"/>
-      </w:pPr>
-      <w:r>
-        <w:rPr>
-          <w:rFonts w:ascii="Calibri" w:cs="Calibri" w:eastAsia="Calibri" w:hAnsi="Calibri"/>
-          <w:color w:val="4A4A4A"/>
-          <w:sz w:val="17"/>
-          <w:szCs w:val="17"/>
-        </w:rPr>
-        <w:t xml:space="preserve">Built automation tools to streamline recurring processes and cut down on manual effort.</w:t>
-      </w:r>
-    </w:p>
-    <w:p>
-      <w:pPr>
-        <w:pStyle w:val="ListParagraph"/>
-        <w:numPr>
-          <w:ilvl w:val="0"/>
-          <w:numId w:val="2"/>
-        </w:numPr>
-        <w:spacing w:after="14" w:before="14"/>
-      </w:pPr>
-      <w:r>
-        <w:rPr>
-          <w:rFonts w:ascii="Calibri" w:cs="Calibri" w:eastAsia="Calibri" w:hAnsi="Calibri"/>
-          <w:color w:val="4A4A4A"/>
-          <w:sz w:val="17"/>
-          <w:szCs w:val="17"/>
-        </w:rPr>
-        <w:t xml:space="preserve">Resolved production incidents and built solid expertise in airline accounting and interline operations.</w:t>
-      </w:r>
-    </w:p>
-    <w:p>
-      <w:pPr>
-        <w:tabs>
-          <w:tab w:val="right" w:pos="9026"/>
-        </w:tabs>
-        <w:spacing w:after="16" w:before="100"/>
-      </w:pPr>
-      <w:r>
-        <w:rPr>
-          <w:rFonts w:ascii="Calibri" w:cs="Calibri" w:eastAsia="Calibri" w:hAnsi="Calibri"/>
-          <w:b/>
-          <w:bCs/>
-          <w:color w:val="1A1A1A"/>
-          <w:sz w:val="19"/>
-          <w:szCs w:val="19"/>
-        </w:rPr>
-        <w:t xml:space="preserve">Graduation Project - Software Engineer</w:t>
-      </w:r>
-      <w:r>
-        <w:rPr>
-          <w:rFonts w:ascii="Calibri" w:cs="Calibri" w:eastAsia="Calibri" w:hAnsi="Calibri"/>
-          <w:color w:val="777777"/>
-          <w:sz w:val="18"/>
-          <w:szCs w:val="18"/>
-        </w:rPr>
-        <w:t xml:space="preserve">  ·  </w:t>
-      </w:r>
-      <w:r>
-        <w:rPr>
-          <w:rFonts w:ascii="Calibri" w:cs="Calibri" w:eastAsia="Calibri" w:hAnsi="Calibri"/>
-          <w:color w:val="4A4A4A"/>
-          <w:sz w:val="18"/>
-          <w:szCs w:val="18"/>
-        </w:rPr>
-        <w:t xml:space="preserve">M&amp;C (Internship)</w:t>
       </w:r>
       <w:r>
         <w:t xml:space="preserve">	</w:t>

--- a/Sofiene_JOUINI_Resume.docx
+++ b/Sofiene_JOUINI_Resume.docx
@@ -105,7 +105,7 @@
             <w:szCs w:val="16"/>
             <w:u w:val="single"/>
           </w:rPr>
-          <w:t xml:space="preserve">linkedin.com/in/sofiene-jouini-934a50113</w:t>
+          <w:t xml:space="preserve">LinkedIn</w:t>
         </w:r>
       </w:hyperlink>
       <w:r>
@@ -126,7 +126,7 @@
             <w:szCs w:val="16"/>
             <w:u w:val="single"/>
           </w:rPr>
-          <w:t xml:space="preserve">github.com/SofieneJOUINI</w:t>
+          <w:t xml:space="preserve">GitHub</w:t>
         </w:r>
       </w:hyperlink>
     </w:p>
@@ -208,7 +208,7 @@
           <w:sz w:val="19"/>
           <w:szCs w:val="19"/>
         </w:rPr>
-        <w:t xml:space="preserve">Senior Lead Software Engineer</w:t>
+        <w:t xml:space="preserve">Senior Software Engineer (Team Lead)</w:t>
       </w:r>
       <w:r>
         <w:rPr>

--- a/Sofiene_JOUINI_Resume.docx
+++ b/Sofiene_JOUINI_Resume.docx
@@ -143,7 +143,7 @@
         <w:pBdr>
           <w:bottom w:val="single" w:color="2C2C2C" w:sz="4" w:space="2"/>
         </w:pBdr>
-        <w:spacing w:after="40" w:before="110"/>
+        <w:spacing w:after="50" w:before="130"/>
       </w:pPr>
       <w:r>
         <w:rPr>
@@ -160,16 +160,16 @@
     </w:p>
     <w:p>
       <w:pPr>
-        <w:spacing w:after="40" w:before="40"/>
-      </w:pPr>
-      <w:r>
-        <w:rPr>
-          <w:rFonts w:ascii="Calibri" w:cs="Calibri" w:eastAsia="Calibri" w:hAnsi="Calibri"/>
-          <w:color w:val="4A4A4A"/>
-          <w:sz w:val="17"/>
-          <w:szCs w:val="17"/>
-        </w:rPr>
-        <w:t xml:space="preserve">Senior software engineer with experience designing and delivering scalable systems in complex business domains. Strong focus on clean architecture, domain-driven design, and writing code that holds up over time. Comfortable leading engineering teams without losing touch with the technical work - from architecture decisions down to code reviews. Built a track record of growing within a single organisation by taking on harder problems at each stage.</w:t>
+        <w:spacing w:after="50" w:before="50"/>
+      </w:pPr>
+      <w:r>
+        <w:rPr>
+          <w:rFonts w:ascii="Calibri" w:cs="Calibri" w:eastAsia="Calibri" w:hAnsi="Calibri"/>
+          <w:color w:val="4A4A4A"/>
+          <w:sz w:val="17"/>
+          <w:szCs w:val="17"/>
+        </w:rPr>
+        <w:t xml:space="preserve">Senior software engineer specialising in scalable backend systems, clean architecture, and domain-driven design. Seven years with the same organisation, progressively taking on more complex engineering and leadership responsibilities across payment reconciliation and airline accounting platforms. Led backend and frontend teams while staying close to architecture decisions and code quality.</w:t>
       </w:r>
     </w:p>
     <w:p>
@@ -177,7 +177,7 @@
         <w:pBdr>
           <w:bottom w:val="single" w:color="2C2C2C" w:sz="4" w:space="2"/>
         </w:pBdr>
-        <w:spacing w:after="40" w:before="110"/>
+        <w:spacing w:after="50" w:before="130"/>
       </w:pPr>
       <w:r>
         <w:rPr>
@@ -197,7 +197,7 @@
         <w:tabs>
           <w:tab w:val="right" w:pos="9026"/>
         </w:tabs>
-        <w:spacing w:after="16" w:before="100"/>
+        <w:spacing w:after="16" w:before="120"/>
       </w:pPr>
       <w:r>
         <w:rPr>
@@ -250,16 +250,16 @@
           <w:ilvl w:val="0"/>
           <w:numId w:val="2"/>
         </w:numPr>
-        <w:spacing w:after="14" w:before="14"/>
-      </w:pPr>
-      <w:r>
-        <w:rPr>
-          <w:rFonts w:ascii="Calibri" w:cs="Calibri" w:eastAsia="Calibri" w:hAnsi="Calibri"/>
-          <w:color w:val="4A4A4A"/>
-          <w:sz w:val="17"/>
-          <w:szCs w:val="17"/>
-        </w:rPr>
-        <w:t xml:space="preserve">Manage and coordinate backend and frontend engineering teams, guiding team leads on delivery standards and collaboration.</w:t>
+        <w:spacing w:after="20" w:before="20"/>
+      </w:pPr>
+      <w:r>
+        <w:rPr>
+          <w:rFonts w:ascii="Calibri" w:cs="Calibri" w:eastAsia="Calibri" w:hAnsi="Calibri"/>
+          <w:color w:val="4A4A4A"/>
+          <w:sz w:val="17"/>
+          <w:szCs w:val="17"/>
+        </w:rPr>
+        <w:t xml:space="preserve">Took on technical leadership of the same product, leading and synchronizing backend and frontend teams to design and deliver clean, well-architected solutions around payment reconciliation and accounting in the airline industry.</w:t>
       </w:r>
     </w:p>
     <w:p>
@@ -269,16 +269,16 @@
           <w:ilvl w:val="0"/>
           <w:numId w:val="2"/>
         </w:numPr>
-        <w:spacing w:after="14" w:before="14"/>
-      </w:pPr>
-      <w:r>
-        <w:rPr>
-          <w:rFonts w:ascii="Calibri" w:cs="Calibri" w:eastAsia="Calibri" w:hAnsi="Calibri"/>
-          <w:color w:val="4A4A4A"/>
-          <w:sz w:val="17"/>
-          <w:szCs w:val="17"/>
-        </w:rPr>
-        <w:t xml:space="preserve">Work with DevOps, Architecture, and Product to align roadmap efforts and review technical and change requests.</w:t>
+        <w:spacing w:after="20" w:before="20"/>
+      </w:pPr>
+      <w:r>
+        <w:rPr>
+          <w:rFonts w:ascii="Calibri" w:cs="Calibri" w:eastAsia="Calibri" w:hAnsi="Calibri"/>
+          <w:color w:val="4A4A4A"/>
+          <w:sz w:val="17"/>
+          <w:szCs w:val="17"/>
+        </w:rPr>
+        <w:t xml:space="preserve">Along the way, built solid functional expertise in payment reconciliation and airline finance, which helped a lot in translating business needs into the right technical decisions.</w:t>
       </w:r>
     </w:p>
     <w:p>
@@ -288,16 +288,16 @@
           <w:ilvl w:val="0"/>
           <w:numId w:val="2"/>
         </w:numPr>
-        <w:spacing w:after="14" w:before="14"/>
-      </w:pPr>
-      <w:r>
-        <w:rPr>
-          <w:rFonts w:ascii="Calibri" w:cs="Calibri" w:eastAsia="Calibri" w:hAnsi="Calibri"/>
-          <w:color w:val="4A4A4A"/>
-          <w:sz w:val="17"/>
-          <w:szCs w:val="17"/>
-        </w:rPr>
-        <w:t xml:space="preserve">Led the design and delivery of payment reconciliation and accounting solutions end-to-end.</w:t>
+        <w:spacing w:after="20" w:before="20"/>
+      </w:pPr>
+      <w:r>
+        <w:rPr>
+          <w:rFonts w:ascii="Calibri" w:cs="Calibri" w:eastAsia="Calibri" w:hAnsi="Calibri"/>
+          <w:color w:val="4A4A4A"/>
+          <w:sz w:val="17"/>
+          <w:szCs w:val="17"/>
+        </w:rPr>
+        <w:t xml:space="preserve">Provided guidance and mentorship across the team, and made sure clean architecture, clean code, and design patterns were applied consistently.</w:t>
       </w:r>
     </w:p>
     <w:p>
@@ -307,16 +307,67 @@
           <w:ilvl w:val="0"/>
           <w:numId w:val="2"/>
         </w:numPr>
-        <w:spacing w:after="14" w:before="14"/>
-      </w:pPr>
-      <w:r>
-        <w:rPr>
-          <w:rFonts w:ascii="Calibri" w:cs="Calibri" w:eastAsia="Calibri" w:hAnsi="Calibri"/>
-          <w:color w:val="4A4A4A"/>
-          <w:sz w:val="17"/>
-          <w:szCs w:val="17"/>
-        </w:rPr>
-        <w:t xml:space="preserve">Applied Clean Architecture and Clean Code principles across the codebase to keep it maintainable over time.</w:t>
+        <w:spacing w:after="20" w:before="20"/>
+      </w:pPr>
+      <w:r>
+        <w:rPr>
+          <w:rFonts w:ascii="Calibri" w:cs="Calibri" w:eastAsia="Calibri" w:hAnsi="Calibri"/>
+          <w:color w:val="4A4A4A"/>
+          <w:sz w:val="17"/>
+          <w:szCs w:val="17"/>
+        </w:rPr>
+        <w:t xml:space="preserve">Coordinated with DevOps during releases, collaborated with the Architecture team on design decisions and technical evolution, and worked with the Product team on roadmap alignment.</w:t>
+      </w:r>
+    </w:p>
+    <w:p>
+      <w:pPr>
+        <w:tabs>
+          <w:tab w:val="right" w:pos="9026"/>
+        </w:tabs>
+        <w:spacing w:after="16" w:before="120"/>
+      </w:pPr>
+      <w:r>
+        <w:rPr>
+          <w:rFonts w:ascii="Calibri" w:cs="Calibri" w:eastAsia="Calibri" w:hAnsi="Calibri"/>
+          <w:b/>
+          <w:bCs/>
+          <w:color w:val="1A1A1A"/>
+          <w:sz w:val="19"/>
+          <w:szCs w:val="19"/>
+        </w:rPr>
+        <w:t xml:space="preserve">Software Engineer - Adad (Payment Reconciliation Platform)</w:t>
+      </w:r>
+      <w:r>
+        <w:rPr>
+          <w:rFonts w:ascii="Calibri" w:cs="Calibri" w:eastAsia="Calibri" w:hAnsi="Calibri"/>
+          <w:color w:val="777777"/>
+          <w:sz w:val="18"/>
+          <w:szCs w:val="18"/>
+        </w:rPr>
+        <w:t xml:space="preserve">  ·  </w:t>
+      </w:r>
+      <w:r>
+        <w:rPr>
+          <w:rFonts w:ascii="Calibri" w:cs="Calibri" w:eastAsia="Calibri" w:hAnsi="Calibri"/>
+          <w:color w:val="4A4A4A"/>
+          <w:sz w:val="18"/>
+          <w:szCs w:val="18"/>
+        </w:rPr>
+        <w:t xml:space="preserve">M&amp;C</w:t>
+      </w:r>
+      <w:r>
+        <w:t xml:space="preserve">	</w:t>
+      </w:r>
+      <w:r>
+        <w:rPr>
+          <w:rFonts w:ascii="Calibri" w:cs="Calibri" w:eastAsia="Calibri" w:hAnsi="Calibri"/>
+          <w:i/>
+          <w:iCs/>
+          <w:color w:val="777777"/>
+          <w:sz w:val="17"/>
+          <w:szCs w:val="17"/>
+        </w:rPr>
+        <w:t xml:space="preserve">Apr 2022 - Dec 2023</w:t>
       </w:r>
     </w:p>
     <w:p>
@@ -326,67 +377,16 @@
           <w:ilvl w:val="0"/>
           <w:numId w:val="2"/>
         </w:numPr>
-        <w:spacing w:after="14" w:before="14"/>
-      </w:pPr>
-      <w:r>
-        <w:rPr>
-          <w:rFonts w:ascii="Calibri" w:cs="Calibri" w:eastAsia="Calibri" w:hAnsi="Calibri"/>
-          <w:color w:val="4A4A4A"/>
-          <w:sz w:val="17"/>
-          <w:szCs w:val="17"/>
-        </w:rPr>
-        <w:t xml:space="preserve">Handled mentorship, agile facilitation, design patterns adoption, and cross-team technical coordination.</w:t>
-      </w:r>
-    </w:p>
-    <w:p>
-      <w:pPr>
-        <w:tabs>
-          <w:tab w:val="right" w:pos="9026"/>
-        </w:tabs>
-        <w:spacing w:after="16" w:before="100"/>
-      </w:pPr>
-      <w:r>
-        <w:rPr>
-          <w:rFonts w:ascii="Calibri" w:cs="Calibri" w:eastAsia="Calibri" w:hAnsi="Calibri"/>
-          <w:b/>
-          <w:bCs/>
-          <w:color w:val="1A1A1A"/>
-          <w:sz w:val="19"/>
-          <w:szCs w:val="19"/>
-        </w:rPr>
-        <w:t xml:space="preserve">Software Engineer - Adad (Payment Reconciliation Platform)</w:t>
-      </w:r>
-      <w:r>
-        <w:rPr>
-          <w:rFonts w:ascii="Calibri" w:cs="Calibri" w:eastAsia="Calibri" w:hAnsi="Calibri"/>
-          <w:color w:val="777777"/>
-          <w:sz w:val="18"/>
-          <w:szCs w:val="18"/>
-        </w:rPr>
-        <w:t xml:space="preserve">  ·  </w:t>
-      </w:r>
-      <w:r>
-        <w:rPr>
-          <w:rFonts w:ascii="Calibri" w:cs="Calibri" w:eastAsia="Calibri" w:hAnsi="Calibri"/>
-          <w:color w:val="4A4A4A"/>
-          <w:sz w:val="18"/>
-          <w:szCs w:val="18"/>
-        </w:rPr>
-        <w:t xml:space="preserve">M&amp;C</w:t>
-      </w:r>
-      <w:r>
-        <w:t xml:space="preserve">	</w:t>
-      </w:r>
-      <w:r>
-        <w:rPr>
-          <w:rFonts w:ascii="Calibri" w:cs="Calibri" w:eastAsia="Calibri" w:hAnsi="Calibri"/>
-          <w:i/>
-          <w:iCs/>
-          <w:color w:val="777777"/>
-          <w:sz w:val="17"/>
-          <w:szCs w:val="17"/>
-        </w:rPr>
-        <w:t xml:space="preserve">Apr 2022 - Dec 2023</w:t>
+        <w:spacing w:after="20" w:before="20"/>
+      </w:pPr>
+      <w:r>
+        <w:rPr>
+          <w:rFonts w:ascii="Calibri" w:cs="Calibri" w:eastAsia="Calibri" w:hAnsi="Calibri"/>
+          <w:color w:val="4A4A4A"/>
+          <w:sz w:val="17"/>
+          <w:szCs w:val="17"/>
+        </w:rPr>
+        <w:t xml:space="preserve">ADAD is an agnostic end-to-end payment reconciliation platform for the airline industry, connecting with airlines’ payment and finance ecosystems to automate the validation and reconciliation of transactions across multiple payment providers, bank accounts, and platforms. A SaaS product that brings real structure to a traditionally complex and manual process, currently live in production with several international carriers and being rolled out to more.</w:t>
       </w:r>
     </w:p>
     <w:p>
@@ -396,16 +396,16 @@
           <w:ilvl w:val="0"/>
           <w:numId w:val="2"/>
         </w:numPr>
-        <w:spacing w:after="14" w:before="14"/>
-      </w:pPr>
-      <w:r>
-        <w:rPr>
-          <w:rFonts w:ascii="Calibri" w:cs="Calibri" w:eastAsia="Calibri" w:hAnsi="Calibri"/>
-          <w:color w:val="4A4A4A"/>
-          <w:sz w:val="17"/>
-          <w:szCs w:val="17"/>
-        </w:rPr>
-        <w:t xml:space="preserve">Built a payment reconciliation platform using Domain-Driven Design and Hexagonal Architecture.</w:t>
+        <w:spacing w:after="20" w:before="20"/>
+      </w:pPr>
+      <w:r>
+        <w:rPr>
+          <w:rFonts w:ascii="Calibri" w:cs="Calibri" w:eastAsia="Calibri" w:hAnsi="Calibri"/>
+          <w:color w:val="4A4A4A"/>
+          <w:sz w:val="17"/>
+          <w:szCs w:val="17"/>
+        </w:rPr>
+        <w:t xml:space="preserve">Involved in the full product lifecycle, from inception to delivery. Worked in an Agile environment using Scrum and Jira, designing and building ETL pipelines, REST APIs, and services around a Hexagonal, Event-Driven SOA architecture with ActiveMQ as the messaging broker.</w:t>
       </w:r>
     </w:p>
     <w:p>
@@ -415,16 +415,16 @@
           <w:ilvl w:val="0"/>
           <w:numId w:val="2"/>
         </w:numPr>
-        <w:spacing w:after="14" w:before="14"/>
-      </w:pPr>
-      <w:r>
-        <w:rPr>
-          <w:rFonts w:ascii="Calibri" w:cs="Calibri" w:eastAsia="Calibri" w:hAnsi="Calibri"/>
-          <w:color w:val="4A4A4A"/>
-          <w:sz w:val="17"/>
-          <w:szCs w:val="17"/>
-        </w:rPr>
-        <w:t xml:space="preserve">Set up an Event-Driven Architecture to handle transaction flows reliably and at scale.</w:t>
+        <w:spacing w:after="20" w:before="20"/>
+      </w:pPr>
+      <w:r>
+        <w:rPr>
+          <w:rFonts w:ascii="Calibri" w:cs="Calibri" w:eastAsia="Calibri" w:hAnsi="Calibri"/>
+          <w:color w:val="4A4A4A"/>
+          <w:sz w:val="17"/>
+          <w:szCs w:val="17"/>
+        </w:rPr>
+        <w:t xml:space="preserve">Implemented using TypeScript, NestJS, Java, Spring Reactive, and Angular, backed by PostgreSQL and MongoDB with Redis for caching, deployed on AWS. Practiced DDD, TDD, and Reactive Programming throughout, with a constant focus on clean, maintainable, and reliable code.</w:t>
       </w:r>
     </w:p>
     <w:p>
@@ -434,16 +434,67 @@
           <w:ilvl w:val="0"/>
           <w:numId w:val="2"/>
         </w:numPr>
-        <w:spacing w:after="14" w:before="14"/>
-      </w:pPr>
-      <w:r>
-        <w:rPr>
-          <w:rFonts w:ascii="Calibri" w:cs="Calibri" w:eastAsia="Calibri" w:hAnsi="Calibri"/>
-          <w:color w:val="4A4A4A"/>
-          <w:sz w:val="17"/>
-          <w:szCs w:val="17"/>
-        </w:rPr>
-        <w:t xml:space="preserve">Developed REST APIs and ETL pipelines processing airline sales and payments data and generating the corresponding accounting outputs.</w:t>
+        <w:spacing w:after="20" w:before="20"/>
+      </w:pPr>
+      <w:r>
+        <w:rPr>
+          <w:rFonts w:ascii="Calibri" w:cs="Calibri" w:eastAsia="Calibri" w:hAnsi="Calibri"/>
+          <w:color w:val="4A4A4A"/>
+          <w:sz w:val="17"/>
+          <w:szCs w:val="17"/>
+        </w:rPr>
+        <w:t xml:space="preserve">Also contributed to data analytics, KPI dashboards, and data visualization, bringing visibility into reconciliation outcomes and financial reporting.</w:t>
+      </w:r>
+    </w:p>
+    <w:p>
+      <w:pPr>
+        <w:tabs>
+          <w:tab w:val="right" w:pos="9026"/>
+        </w:tabs>
+        <w:spacing w:after="16" w:before="120"/>
+      </w:pPr>
+      <w:r>
+        <w:rPr>
+          <w:rFonts w:ascii="Calibri" w:cs="Calibri" w:eastAsia="Calibri" w:hAnsi="Calibri"/>
+          <w:b/>
+          <w:bCs/>
+          <w:color w:val="1A1A1A"/>
+          <w:sz w:val="19"/>
+          <w:szCs w:val="19"/>
+        </w:rPr>
+        <w:t xml:space="preserve">Software Engineer - Amadeus Revenue Accounting</w:t>
+      </w:r>
+      <w:r>
+        <w:rPr>
+          <w:rFonts w:ascii="Calibri" w:cs="Calibri" w:eastAsia="Calibri" w:hAnsi="Calibri"/>
+          <w:color w:val="777777"/>
+          <w:sz w:val="18"/>
+          <w:szCs w:val="18"/>
+        </w:rPr>
+        <w:t xml:space="preserve">  ·  </w:t>
+      </w:r>
+      <w:r>
+        <w:rPr>
+          <w:rFonts w:ascii="Calibri" w:cs="Calibri" w:eastAsia="Calibri" w:hAnsi="Calibri"/>
+          <w:color w:val="4A4A4A"/>
+          <w:sz w:val="18"/>
+          <w:szCs w:val="18"/>
+        </w:rPr>
+        <w:t xml:space="preserve">M&amp;C</w:t>
+      </w:r>
+      <w:r>
+        <w:t xml:space="preserve">	</w:t>
+      </w:r>
+      <w:r>
+        <w:rPr>
+          <w:rFonts w:ascii="Calibri" w:cs="Calibri" w:eastAsia="Calibri" w:hAnsi="Calibri"/>
+          <w:i/>
+          <w:iCs/>
+          <w:color w:val="777777"/>
+          <w:sz w:val="17"/>
+          <w:szCs w:val="17"/>
+        </w:rPr>
+        <w:t xml:space="preserve">Oct 2018 - Mar 2022</w:t>
       </w:r>
     </w:p>
     <w:p>
@@ -453,67 +504,16 @@
           <w:ilvl w:val="0"/>
           <w:numId w:val="2"/>
         </w:numPr>
-        <w:spacing w:after="14" w:before="14"/>
-      </w:pPr>
-      <w:r>
-        <w:rPr>
-          <w:rFonts w:ascii="Calibri" w:cs="Calibri" w:eastAsia="Calibri" w:hAnsi="Calibri"/>
-          <w:color w:val="4A4A4A"/>
-          <w:sz w:val="17"/>
-          <w:szCs w:val="17"/>
-        </w:rPr>
-        <w:t xml:space="preserve">Delivered KPI dashboards and data visualisation tools used by business and finance teams.</w:t>
-      </w:r>
-    </w:p>
-    <w:p>
-      <w:pPr>
-        <w:tabs>
-          <w:tab w:val="right" w:pos="9026"/>
-        </w:tabs>
-        <w:spacing w:after="16" w:before="100"/>
-      </w:pPr>
-      <w:r>
-        <w:rPr>
-          <w:rFonts w:ascii="Calibri" w:cs="Calibri" w:eastAsia="Calibri" w:hAnsi="Calibri"/>
-          <w:b/>
-          <w:bCs/>
-          <w:color w:val="1A1A1A"/>
-          <w:sz w:val="19"/>
-          <w:szCs w:val="19"/>
-        </w:rPr>
-        <w:t xml:space="preserve">Software Engineer - Amadeus Revenue Accounting</w:t>
-      </w:r>
-      <w:r>
-        <w:rPr>
-          <w:rFonts w:ascii="Calibri" w:cs="Calibri" w:eastAsia="Calibri" w:hAnsi="Calibri"/>
-          <w:color w:val="777777"/>
-          <w:sz w:val="18"/>
-          <w:szCs w:val="18"/>
-        </w:rPr>
-        <w:t xml:space="preserve">  ·  </w:t>
-      </w:r>
-      <w:r>
-        <w:rPr>
-          <w:rFonts w:ascii="Calibri" w:cs="Calibri" w:eastAsia="Calibri" w:hAnsi="Calibri"/>
-          <w:color w:val="4A4A4A"/>
-          <w:sz w:val="18"/>
-          <w:szCs w:val="18"/>
-        </w:rPr>
-        <w:t xml:space="preserve">M&amp;C</w:t>
-      </w:r>
-      <w:r>
-        <w:t xml:space="preserve">	</w:t>
-      </w:r>
-      <w:r>
-        <w:rPr>
-          <w:rFonts w:ascii="Calibri" w:cs="Calibri" w:eastAsia="Calibri" w:hAnsi="Calibri"/>
-          <w:i/>
-          <w:iCs/>
-          <w:color w:val="777777"/>
-          <w:sz w:val="17"/>
-          <w:szCs w:val="17"/>
-        </w:rPr>
-        <w:t xml:space="preserve">Oct 2018 - Mar 2022</w:t>
+        <w:spacing w:after="20" w:before="20"/>
+      </w:pPr>
+      <w:r>
+        <w:rPr>
+          <w:rFonts w:ascii="Calibri" w:cs="Calibri" w:eastAsia="Calibri" w:hAnsi="Calibri"/>
+          <w:color w:val="4A4A4A"/>
+          <w:sz w:val="17"/>
+          <w:szCs w:val="17"/>
+        </w:rPr>
+        <w:t xml:space="preserve">Amadeus Revenue Accounting is a platform that manages airline passenger revenue accounting from real-time sales and usage recording to ticket auditing, interline billing, and financial settlement between airlines.</w:t>
       </w:r>
     </w:p>
     <w:p>
@@ -523,16 +523,67 @@
           <w:ilvl w:val="0"/>
           <w:numId w:val="2"/>
         </w:numPr>
-        <w:spacing w:after="14" w:before="14"/>
-      </w:pPr>
-      <w:r>
-        <w:rPr>
-          <w:rFonts w:ascii="Calibri" w:cs="Calibri" w:eastAsia="Calibri" w:hAnsi="Calibri"/>
-          <w:color w:val="4A4A4A"/>
-          <w:sz w:val="17"/>
-          <w:szCs w:val="17"/>
-        </w:rPr>
-        <w:t xml:space="preserve">Handled support, operations, maintenance, and recovery within the Amadeus ecosystem.</w:t>
+        <w:spacing w:after="20" w:before="20"/>
+      </w:pPr>
+      <w:r>
+        <w:rPr>
+          <w:rFonts w:ascii="Calibri" w:cs="Calibri" w:eastAsia="Calibri" w:hAnsi="Calibri"/>
+          <w:color w:val="4A4A4A"/>
+          <w:sz w:val="17"/>
+          <w:szCs w:val="17"/>
+        </w:rPr>
+        <w:t xml:space="preserve">Worked on support, operations, maintenance, and recovery tasks in this environment, picking up solid knowledge of airline IT, airline accounting, and interline operations, and built tools to automate some of the manual processes along the way.</w:t>
+      </w:r>
+    </w:p>
+    <w:p>
+      <w:pPr>
+        <w:tabs>
+          <w:tab w:val="right" w:pos="9026"/>
+        </w:tabs>
+        <w:spacing w:after="16" w:before="120"/>
+      </w:pPr>
+      <w:r>
+        <w:rPr>
+          <w:rFonts w:ascii="Calibri" w:cs="Calibri" w:eastAsia="Calibri" w:hAnsi="Calibri"/>
+          <w:b/>
+          <w:bCs/>
+          <w:color w:val="1A1A1A"/>
+          <w:sz w:val="19"/>
+          <w:szCs w:val="19"/>
+        </w:rPr>
+        <w:t xml:space="preserve">Software Engineering Intern</w:t>
+      </w:r>
+      <w:r>
+        <w:rPr>
+          <w:rFonts w:ascii="Calibri" w:cs="Calibri" w:eastAsia="Calibri" w:hAnsi="Calibri"/>
+          <w:color w:val="777777"/>
+          <w:sz w:val="18"/>
+          <w:szCs w:val="18"/>
+        </w:rPr>
+        <w:t xml:space="preserve">  ·  </w:t>
+      </w:r>
+      <w:r>
+        <w:rPr>
+          <w:rFonts w:ascii="Calibri" w:cs="Calibri" w:eastAsia="Calibri" w:hAnsi="Calibri"/>
+          <w:color w:val="4A4A4A"/>
+          <w:sz w:val="18"/>
+          <w:szCs w:val="18"/>
+        </w:rPr>
+        <w:t xml:space="preserve">M&amp;C</w:t>
+      </w:r>
+      <w:r>
+        <w:t xml:space="preserve">	</w:t>
+      </w:r>
+      <w:r>
+        <w:rPr>
+          <w:rFonts w:ascii="Calibri" w:cs="Calibri" w:eastAsia="Calibri" w:hAnsi="Calibri"/>
+          <w:i/>
+          <w:iCs/>
+          <w:color w:val="777777"/>
+          <w:sz w:val="17"/>
+          <w:szCs w:val="17"/>
+        </w:rPr>
+        <w:t xml:space="preserve">Mar 2018 - Jul 2018</w:t>
       </w:r>
     </w:p>
     <w:p>
@@ -542,16 +593,16 @@
           <w:ilvl w:val="0"/>
           <w:numId w:val="2"/>
         </w:numPr>
-        <w:spacing w:after="14" w:before="14"/>
-      </w:pPr>
-      <w:r>
-        <w:rPr>
-          <w:rFonts w:ascii="Calibri" w:cs="Calibri" w:eastAsia="Calibri" w:hAnsi="Calibri"/>
-          <w:color w:val="4A4A4A"/>
-          <w:sz w:val="17"/>
-          <w:szCs w:val="17"/>
-        </w:rPr>
-        <w:t xml:space="preserve">Built automation tools to streamline recurring processes and cut down on manual effort.</w:t>
+        <w:spacing w:after="20" w:before="20"/>
+      </w:pPr>
+      <w:r>
+        <w:rPr>
+          <w:rFonts w:ascii="Calibri" w:cs="Calibri" w:eastAsia="Calibri" w:hAnsi="Calibri"/>
+          <w:color w:val="4A4A4A"/>
+          <w:sz w:val="17"/>
+          <w:szCs w:val="17"/>
+        </w:rPr>
+        <w:t xml:space="preserve">Built a driver activity monitoring system for HouseCab VTC, covering data collection, analysis, and visualisation.</w:t>
       </w:r>
     </w:p>
     <w:p>
@@ -561,96 +612,7 @@
           <w:ilvl w:val="0"/>
           <w:numId w:val="2"/>
         </w:numPr>
-        <w:spacing w:after="14" w:before="14"/>
-      </w:pPr>
-      <w:r>
-        <w:rPr>
-          <w:rFonts w:ascii="Calibri" w:cs="Calibri" w:eastAsia="Calibri" w:hAnsi="Calibri"/>
-          <w:color w:val="4A4A4A"/>
-          <w:sz w:val="17"/>
-          <w:szCs w:val="17"/>
-        </w:rPr>
-        <w:t xml:space="preserve">Resolved production incidents and built solid expertise in airline accounting and interline operations.</w:t>
-      </w:r>
-    </w:p>
-    <w:p>
-      <w:pPr>
-        <w:tabs>
-          <w:tab w:val="right" w:pos="9026"/>
-        </w:tabs>
-        <w:spacing w:after="16" w:before="100"/>
-      </w:pPr>
-      <w:r>
-        <w:rPr>
-          <w:rFonts w:ascii="Calibri" w:cs="Calibri" w:eastAsia="Calibri" w:hAnsi="Calibri"/>
-          <w:b/>
-          <w:bCs/>
-          <w:color w:val="1A1A1A"/>
-          <w:sz w:val="19"/>
-          <w:szCs w:val="19"/>
-        </w:rPr>
-        <w:t xml:space="preserve">Software Engineering Intern</w:t>
-      </w:r>
-      <w:r>
-        <w:rPr>
-          <w:rFonts w:ascii="Calibri" w:cs="Calibri" w:eastAsia="Calibri" w:hAnsi="Calibri"/>
-          <w:color w:val="777777"/>
-          <w:sz w:val="18"/>
-          <w:szCs w:val="18"/>
-        </w:rPr>
-        <w:t xml:space="preserve">  ·  </w:t>
-      </w:r>
-      <w:r>
-        <w:rPr>
-          <w:rFonts w:ascii="Calibri" w:cs="Calibri" w:eastAsia="Calibri" w:hAnsi="Calibri"/>
-          <w:color w:val="4A4A4A"/>
-          <w:sz w:val="18"/>
-          <w:szCs w:val="18"/>
-        </w:rPr>
-        <w:t xml:space="preserve">M&amp;C</w:t>
-      </w:r>
-      <w:r>
-        <w:t xml:space="preserve">	</w:t>
-      </w:r>
-      <w:r>
-        <w:rPr>
-          <w:rFonts w:ascii="Calibri" w:cs="Calibri" w:eastAsia="Calibri" w:hAnsi="Calibri"/>
-          <w:i/>
-          <w:iCs/>
-          <w:color w:val="777777"/>
-          <w:sz w:val="17"/>
-          <w:szCs w:val="17"/>
-        </w:rPr>
-        <w:t xml:space="preserve">Mar 2018 - Jul 2018</w:t>
-      </w:r>
-    </w:p>
-    <w:p>
-      <w:pPr>
-        <w:pStyle w:val="ListParagraph"/>
-        <w:numPr>
-          <w:ilvl w:val="0"/>
-          <w:numId w:val="2"/>
-        </w:numPr>
-        <w:spacing w:after="14" w:before="14"/>
-      </w:pPr>
-      <w:r>
-        <w:rPr>
-          <w:rFonts w:ascii="Calibri" w:cs="Calibri" w:eastAsia="Calibri" w:hAnsi="Calibri"/>
-          <w:color w:val="4A4A4A"/>
-          <w:sz w:val="17"/>
-          <w:szCs w:val="17"/>
-        </w:rPr>
-        <w:t xml:space="preserve">Built a driver activity monitoring system for HouseCab VTC, covering data collection, analysis, and visualisation.</w:t>
-      </w:r>
-    </w:p>
-    <w:p>
-      <w:pPr>
-        <w:pStyle w:val="ListParagraph"/>
-        <w:numPr>
-          <w:ilvl w:val="0"/>
-          <w:numId w:val="2"/>
-        </w:numPr>
-        <w:spacing w:after="14" w:before="14"/>
+        <w:spacing w:after="20" w:before="20"/>
       </w:pPr>
       <w:r>
         <w:rPr>
@@ -667,7 +629,7 @@
         <w:pBdr>
           <w:bottom w:val="single" w:color="2C2C2C" w:sz="4" w:space="2"/>
         </w:pBdr>
-        <w:spacing w:after="40" w:before="110"/>
+        <w:spacing w:after="50" w:before="130"/>
       </w:pPr>
       <w:r>
         <w:rPr>
@@ -837,7 +799,7 @@
         <w:pBdr>
           <w:bottom w:val="single" w:color="2C2C2C" w:sz="4" w:space="2"/>
         </w:pBdr>
-        <w:spacing w:after="40" w:before="110"/>
+        <w:spacing w:after="50" w:before="130"/>
       </w:pPr>
       <w:r>
         <w:rPr>
@@ -1046,7 +1008,7 @@
         <w:pBdr>
           <w:bottom w:val="single" w:color="2C2C2C" w:sz="4" w:space="2"/>
         </w:pBdr>
-        <w:spacing w:after="40" w:before="110"/>
+        <w:spacing w:after="50" w:before="130"/>
       </w:pPr>
       <w:r>
         <w:rPr>

--- a/Sofiene_JOUINI_Resume.docx
+++ b/Sofiene_JOUINI_Resume.docx
@@ -259,7 +259,7 @@
           <w:sz w:val="17"/>
           <w:szCs w:val="17"/>
         </w:rPr>
-        <w:t xml:space="preserve">Took on technical leadership of the same product, leading and synchronizing backend and frontend teams to design and deliver clean, well-architected solutions around payment reconciliation and accounting in the airline industry.</w:t>
+        <w:t xml:space="preserve">Took on technical leadership of Adad, leading and synchronizing backend and frontend teams to design and deliver clean, well-architected solutions around payment reconciliation and accounting in the airline industry.</w:t>
       </w:r>
     </w:p>
     <w:p>

--- a/Sofiene_JOUINI_Resume.docx
+++ b/Sofiene_JOUINI_Resume.docx
@@ -259,7 +259,7 @@
           <w:sz w:val="17"/>
           <w:szCs w:val="17"/>
         </w:rPr>
-        <w:t xml:space="preserve">Took on technical leadership of Adad, leading and synchronizing backend and frontend teams to design and deliver clean, well-architected solutions around payment reconciliation and accounting in the airline industry.</w:t>
+        <w:t xml:space="preserve">Took on technical leadership in Adad, leading and synchronizing backend and frontend teams to design and deliver clean, well-architected solutions around payment reconciliation and accounting in the airline industry.</w:t>
       </w:r>
     </w:p>
     <w:p>

--- a/Sofiene_JOUINI_Resume.docx
+++ b/Sofiene_JOUINI_Resume.docx
@@ -169,7 +169,7 @@
           <w:sz w:val="17"/>
           <w:szCs w:val="17"/>
         </w:rPr>
-        <w:t xml:space="preserve">Senior software engineer specialising in scalable backend systems, clean architecture, and domain-driven design. Seven years with the same organisation, progressively taking on more complex engineering and leadership responsibilities across payment reconciliation and airline accounting platforms. Led backend and frontend teams while staying close to architecture decisions and code quality.</w:t>
+        <w:t xml:space="preserve">Senior software engineer with experience delivering payment reconciliation and accounting solutions in the airline industry. Grew from hands-on development to leading backend and frontend engineering teams, driving technical decisions and implementation across the full product lifecycle.</w:t>
       </w:r>
     </w:p>
     <w:p>

--- a/Sofiene_JOUINI_Resume.docx
+++ b/Sofiene_JOUINI_Resume.docx
@@ -448,6 +448,58 @@
     </w:p>
     <w:p>
       <w:pPr>
+        <w:spacing w:after="10" w:before="0"/>
+        <w:ind w:left="360"/>
+      </w:pPr>
+      <w:r>
+        <w:rPr>
+          <w:rFonts w:ascii="Calibri" w:cs="Calibri" w:eastAsia="Calibri" w:hAnsi="Calibri"/>
+          <w:b/>
+          <w:bCs/>
+          <w:color w:val="2C2C2C"/>
+          <w:sz w:val="17"/>
+          <w:szCs w:val="17"/>
+        </w:rPr>
+        <w:t xml:space="preserve">Architecture: </w:t>
+      </w:r>
+      <w:r>
+        <w:rPr>
+          <w:rFonts w:ascii="Calibri" w:cs="Calibri" w:eastAsia="Calibri" w:hAnsi="Calibri"/>
+          <w:color w:val="4A4A4A"/>
+          <w:sz w:val="17"/>
+          <w:szCs w:val="17"/>
+        </w:rPr>
+        <w:t xml:space="preserve">Hexagonal Architecture, Event-Driven, SOA, Domain-Driven Design</w:t>
+      </w:r>
+    </w:p>
+    <w:p>
+      <w:pPr>
+        <w:spacing w:after="10" w:before="0"/>
+        <w:ind w:left="360"/>
+      </w:pPr>
+      <w:r>
+        <w:rPr>
+          <w:rFonts w:ascii="Calibri" w:cs="Calibri" w:eastAsia="Calibri" w:hAnsi="Calibri"/>
+          <w:b/>
+          <w:bCs/>
+          <w:color w:val="2C2C2C"/>
+          <w:sz w:val="17"/>
+          <w:szCs w:val="17"/>
+        </w:rPr>
+        <w:t xml:space="preserve">Technical Stack: </w:t>
+      </w:r>
+      <w:r>
+        <w:rPr>
+          <w:rFonts w:ascii="Calibri" w:cs="Calibri" w:eastAsia="Calibri" w:hAnsi="Calibri"/>
+          <w:color w:val="4A4A4A"/>
+          <w:sz w:val="17"/>
+          <w:szCs w:val="17"/>
+        </w:rPr>
+        <w:t xml:space="preserve">TypeScript, NestJS, Java, Spring Reactive, Angular, PostgreSQL, MongoDB, Redis, ActiveMQ, AWS</w:t>
+      </w:r>
+    </w:p>
+    <w:p>
+      <w:pPr>
         <w:tabs>
           <w:tab w:val="right" w:pos="9026"/>
         </w:tabs>
@@ -537,6 +589,32 @@
     </w:p>
     <w:p>
       <w:pPr>
+        <w:spacing w:after="10" w:before="0"/>
+        <w:ind w:left="360"/>
+      </w:pPr>
+      <w:r>
+        <w:rPr>
+          <w:rFonts w:ascii="Calibri" w:cs="Calibri" w:eastAsia="Calibri" w:hAnsi="Calibri"/>
+          <w:b/>
+          <w:bCs/>
+          <w:color w:val="2C2C2C"/>
+          <w:sz w:val="17"/>
+          <w:szCs w:val="17"/>
+        </w:rPr>
+        <w:t xml:space="preserve">Technologies: </w:t>
+      </w:r>
+      <w:r>
+        <w:rPr>
+          <w:rFonts w:ascii="Calibri" w:cs="Calibri" w:eastAsia="Calibri" w:hAnsi="Calibri"/>
+          <w:color w:val="4A4A4A"/>
+          <w:sz w:val="17"/>
+          <w:szCs w:val="17"/>
+        </w:rPr>
+        <w:t xml:space="preserve">Python, SQL, Shell Scripting, Linux</w:t>
+      </w:r>
+    </w:p>
+    <w:p>
+      <w:pPr>
         <w:tabs>
           <w:tab w:val="right" w:pos="9026"/>
         </w:tabs>
@@ -626,6 +704,58 @@
     </w:p>
     <w:p>
       <w:pPr>
+        <w:spacing w:after="10" w:before="0"/>
+        <w:ind w:left="360"/>
+      </w:pPr>
+      <w:r>
+        <w:rPr>
+          <w:rFonts w:ascii="Calibri" w:cs="Calibri" w:eastAsia="Calibri" w:hAnsi="Calibri"/>
+          <w:b/>
+          <w:bCs/>
+          <w:color w:val="2C2C2C"/>
+          <w:sz w:val="17"/>
+          <w:szCs w:val="17"/>
+        </w:rPr>
+        <w:t xml:space="preserve">Architecture: </w:t>
+      </w:r>
+      <w:r>
+        <w:rPr>
+          <w:rFonts w:ascii="Calibri" w:cs="Calibri" w:eastAsia="Calibri" w:hAnsi="Calibri"/>
+          <w:color w:val="4A4A4A"/>
+          <w:sz w:val="17"/>
+          <w:szCs w:val="17"/>
+        </w:rPr>
+        <w:t xml:space="preserve">MVC</w:t>
+      </w:r>
+    </w:p>
+    <w:p>
+      <w:pPr>
+        <w:spacing w:after="10" w:before="0"/>
+        <w:ind w:left="360"/>
+      </w:pPr>
+      <w:r>
+        <w:rPr>
+          <w:rFonts w:ascii="Calibri" w:cs="Calibri" w:eastAsia="Calibri" w:hAnsi="Calibri"/>
+          <w:b/>
+          <w:bCs/>
+          <w:color w:val="2C2C2C"/>
+          <w:sz w:val="17"/>
+          <w:szCs w:val="17"/>
+        </w:rPr>
+        <w:t xml:space="preserve">Technical Stack: </w:t>
+      </w:r>
+      <w:r>
+        <w:rPr>
+          <w:rFonts w:ascii="Calibri" w:cs="Calibri" w:eastAsia="Calibri" w:hAnsi="Calibri"/>
+          <w:color w:val="4A4A4A"/>
+          <w:sz w:val="17"/>
+          <w:szCs w:val="17"/>
+        </w:rPr>
+        <w:t xml:space="preserve">MongoDB, Express.js, Angular, Node.js, WEBFLEET API, Google Maps API, Python (Pandas), ChartJS</w:t>
+      </w:r>
+    </w:p>
+    <w:p>
+      <w:pPr>
         <w:pBdr>
           <w:bottom w:val="single" w:color="2C2C2C" w:sz="4" w:space="2"/>
         </w:pBdr>
@@ -1050,7 +1180,7 @@
     </w:p>
     <w:sectPr>
       <w:pgSz w:w="11906" w:h="16838" w:orient="portrait"/>
-      <w:pgMar w:top="650" w:right="850" w:bottom="650" w:left="850" w:header="708" w:footer="708" w:gutter="0"/>
+      <w:pgMar w:top="500" w:right="850" w:bottom="500" w:left="850" w:header="708" w:footer="708" w:gutter="0"/>
       <w:pgNumType/>
       <w:docGrid w:linePitch="360"/>
     </w:sectPr>

--- a/Sofiene_JOUINI_Resume.docx
+++ b/Sofiene_JOUINI_Resume.docx
@@ -1067,7 +1067,7 @@
           <w:sz w:val="16"/>
           <w:szCs w:val="16"/>
         </w:rPr>
-        <w:t xml:space="preserve">Software Engineering specialisation · Algorithms and Systems</w:t>
+        <w:t xml:space="preserve">Software Engineering specialisation</w:t>
       </w:r>
     </w:p>
     <w:p>

--- a/Sofiene_JOUINI_Resume.docx
+++ b/Sofiene_JOUINI_Resume.docx
@@ -424,26 +424,7 @@
           <w:sz w:val="17"/>
           <w:szCs w:val="17"/>
         </w:rPr>
-        <w:t xml:space="preserve">Implemented using TypeScript, NestJS, Java, Spring Reactive, and Angular, backed by PostgreSQL and MongoDB with Redis for caching, deployed on AWS. Practiced DDD, TDD, and Reactive Programming throughout, with a constant focus on clean, maintainable, and reliable code.</w:t>
-      </w:r>
-    </w:p>
-    <w:p>
-      <w:pPr>
-        <w:pStyle w:val="ListParagraph"/>
-        <w:numPr>
-          <w:ilvl w:val="0"/>
-          <w:numId w:val="2"/>
-        </w:numPr>
-        <w:spacing w:after="20" w:before="20"/>
-      </w:pPr>
-      <w:r>
-        <w:rPr>
-          <w:rFonts w:ascii="Calibri" w:cs="Calibri" w:eastAsia="Calibri" w:hAnsi="Calibri"/>
-          <w:color w:val="4A4A4A"/>
-          <w:sz w:val="17"/>
-          <w:szCs w:val="17"/>
-        </w:rPr>
-        <w:t xml:space="preserve">Also contributed to data analytics, KPI dashboards, and data visualization, bringing visibility into reconciliation outcomes and financial reporting.</w:t>
+        <w:t xml:space="preserve">Built with Angular on the frontend and NestJS and Spring Reactive on the backend, using PostgreSQL and MongoDB as data stores, Redis for caching, and AWS for cloud deployment. Applied DDD, TDD, and Reactive Programming principles to deliver clean, maintainable, and reliable software.</w:t>
       </w:r>
     </w:p>
     <w:p>

--- a/Sofiene_JOUINI_Resume.docx
+++ b/Sofiene_JOUINI_Resume.docx
@@ -208,7 +208,7 @@
           <w:sz w:val="19"/>
           <w:szCs w:val="19"/>
         </w:rPr>
-        <w:t xml:space="preserve">Senior Software Engineer (Team Lead)</w:t>
+        <w:t xml:space="preserve">Senior Software Engineer (Tech Lead)</w:t>
       </w:r>
       <w:r>
         <w:rPr>
